--- a/lab5/Lab5_OberstEduard_FAF-243.docx
+++ b/lab5/Lab5_OberstEduard_FAF-243.docx
@@ -123,8 +123,84 @@
     </w:p>
     <w:p>
       <w:pPr>
-        <w:spacing w:before="1038" w:after="380" w:line="292" w:lineRule="exact"/>
+        <w:spacing w:before="1710" w:after="224" w:line="600" w:lineRule="exact"/>
         <w:jc w:val="center"/>
+      </w:pPr>
+      <w:r>
+        <w:rPr>
+          <w:rFonts w:ascii="CMU Serif" w:hAnsi="CMU Serif" w:cs="CMU Serif" w:eastAsia="CMU Serif"/>
+          <w:b/>
+          <w:bCs/>
+          <w:sz w:val="48"/>
+          <w:szCs w:val="48"/>
+        </w:rPr>
+        <w:t xml:space="preserve">Report</w:t>
+      </w:r>
+    </w:p>
+    <w:p>
+      <w:pPr>
+        <w:spacing w:before="0" w:after="252" w:line="360" w:lineRule="exact"/>
+        <w:jc w:val="center"/>
+      </w:pPr>
+      <w:r>
+        <w:rPr>
+          <w:rFonts w:ascii="CMU Serif" w:hAnsi="CMU Serif" w:cs="CMU Serif" w:eastAsia="CMU Serif"/>
+          <w:sz w:val="29"/>
+          <w:szCs w:val="29"/>
+        </w:rPr>
+        <w:t xml:space="preserve">Laboratory work nr. 5</w:t>
+      </w:r>
+    </w:p>
+    <w:p>
+      <w:pPr>
+        <w:spacing w:before="0" w:after="72" w:line="420" w:lineRule="exact"/>
+        <w:jc w:val="center"/>
+      </w:pPr>
+      <w:r>
+        <w:rPr>
+          <w:rFonts w:ascii="CMU Serif" w:hAnsi="CMU Serif" w:cs="CMU Serif" w:eastAsia="CMU Serif"/>
+          <w:b/>
+          <w:bCs/>
+          <w:sz w:val="34"/>
+          <w:szCs w:val="34"/>
+        </w:rPr>
+        <w:t xml:space="preserve">The File System with Your Own Hands</w:t>
+      </w:r>
+    </w:p>
+    <w:p>
+      <w:pPr>
+        <w:spacing w:before="0" w:after="0" w:line="292" w:lineRule="exact"/>
+        <w:jc w:val="center"/>
+      </w:pPr>
+      <w:r>
+        <w:rPr>
+          <w:rFonts w:ascii="CMU Serif" w:hAnsi="CMU Serif" w:cs="CMU Serif" w:eastAsia="CMU Serif"/>
+          <w:sz w:val="24"/>
+          <w:szCs w:val="24"/>
+        </w:rPr>
+        <w:t xml:space="preserve">Course: Operating Systems (Track A: Linux)</w:t>
+      </w:r>
+    </w:p>
+    <w:p>
+      <w:pPr>
+        <w:spacing w:before="546" w:after="0" w:line="292" w:lineRule="exact"/>
+        <w:jc w:val="right"/>
+      </w:pPr>
+      <w:r>
+        <w:rPr>
+          <w:rFonts w:ascii="CMU Serif" w:hAnsi="CMU Serif" w:cs="CMU Serif" w:eastAsia="CMU Serif"/>
+          <w:i/>
+          <w:iCs/>
+          <w:sz w:val="24"/>
+          <w:szCs w:val="24"/>
+        </w:rPr>
+        <w:t xml:space="preserve">Done by:</w:t>
+      </w:r>
+    </w:p>
+    <w:p>
+      <w:pPr>
+        <w:spacing w:before="0" w:after="0" w:line="292" w:lineRule="exact"/>
+        <w:jc w:val="right"/>
       </w:pPr>
       <w:r>
         <w:rPr>
@@ -134,43 +210,92 @@
           <w:sz w:val="24"/>
           <w:szCs w:val="24"/>
         </w:rPr>
-        <w:t xml:space="preserve">Oberst Eduard, FAF-243</w:t>
-      </w:r>
-    </w:p>
-    <w:p>
-      <w:pPr>
-        <w:spacing w:before="0" w:after="224" w:line="600" w:lineRule="exact"/>
-        <w:jc w:val="center"/>
+        <w:t xml:space="preserve">st. gr. FAF-243, Oberst Eduard</w:t>
+      </w:r>
+    </w:p>
+    <w:p>
+      <w:pPr>
+        <w:spacing w:before="200" w:after="0" w:line="292" w:lineRule="exact"/>
+        <w:jc w:val="right"/>
+      </w:pPr>
+      <w:r>
+        <w:rPr>
+          <w:rFonts w:ascii="CMU Serif" w:hAnsi="CMU Serif" w:cs="CMU Serif" w:eastAsia="CMU Serif"/>
+          <w:i/>
+          <w:iCs/>
+          <w:sz w:val="24"/>
+          <w:szCs w:val="24"/>
+        </w:rPr>
+        <w:t xml:space="preserve">Checked by:</w:t>
+      </w:r>
+    </w:p>
+    <w:p>
+      <w:pPr>
+        <w:spacing w:before="0" w:after="0" w:line="292" w:lineRule="exact"/>
+        <w:jc w:val="right"/>
       </w:pPr>
       <w:r>
         <w:rPr>
           <w:rFonts w:ascii="CMU Serif" w:hAnsi="CMU Serif" w:cs="CMU Serif" w:eastAsia="CMU Serif"/>
           <w:b/>
           <w:bCs/>
-          <w:sz w:val="48"/>
-          <w:szCs w:val="48"/>
-        </w:rPr>
-        <w:t xml:space="preserve">Report</w:t>
-      </w:r>
-    </w:p>
-    <w:p>
-      <w:pPr>
-        <w:spacing w:before="0" w:after="252" w:line="360" w:lineRule="exact"/>
-        <w:jc w:val="center"/>
-      </w:pPr>
-      <w:r>
-        <w:rPr>
-          <w:rFonts w:ascii="CMU Serif" w:hAnsi="CMU Serif" w:cs="CMU Serif" w:eastAsia="CMU Serif"/>
-          <w:sz w:val="29"/>
-          <w:szCs w:val="29"/>
-        </w:rPr>
-        <w:t xml:space="preserve">Laboratory work nr. 5</w:t>
-      </w:r>
-    </w:p>
-    <w:p>
-      <w:pPr>
-        <w:spacing w:before="0" w:after="72" w:line="420" w:lineRule="exact"/>
-        <w:jc w:val="center"/>
+          <w:sz w:val="24"/>
+          <w:szCs w:val="24"/>
+        </w:rPr>
+        <w:t xml:space="preserve">Patricia Reitman</w:t>
+      </w:r>
+      <w:r>
+        <w:rPr>
+          <w:rFonts w:ascii="CMU Serif" w:hAnsi="CMU Serif" w:cs="CMU Serif" w:eastAsia="CMU Serif"/>
+          <w:sz w:val="24"/>
+          <w:szCs w:val="24"/>
+        </w:rPr>
+        <w:t xml:space="preserve">, </w:t>
+      </w:r>
+      <w:r>
+        <w:rPr>
+          <w:rFonts w:ascii="CMU Serif" w:hAnsi="CMU Serif" w:cs="CMU Serif" w:eastAsia="CMU Serif"/>
+          <w:i/>
+          <w:iCs/>
+          <w:sz w:val="24"/>
+          <w:szCs w:val="24"/>
+        </w:rPr>
+        <w:t xml:space="preserve">University Assistant</w:t>
+      </w:r>
+    </w:p>
+    <w:p>
+      <w:pPr>
+        <w:spacing w:before="0" w:after="0" w:line="292" w:lineRule="exact"/>
+        <w:jc w:val="right"/>
+      </w:pPr>
+      <w:r>
+        <w:rPr>
+          <w:rFonts w:ascii="CMU Serif" w:hAnsi="CMU Serif" w:cs="CMU Serif" w:eastAsia="CMU Serif"/>
+          <w:sz w:val="24"/>
+          <w:szCs w:val="24"/>
+        </w:rPr>
+        <w:t xml:space="preserve">Department of Software and Automation Engineering,</w:t>
+      </w:r>
+    </w:p>
+    <w:p>
+      <w:pPr>
+        <w:spacing w:before="0" w:after="0" w:line="292" w:lineRule="exact"/>
+        <w:jc w:val="right"/>
+      </w:pPr>
+      <w:r>
+        <w:rPr>
+          <w:rFonts w:ascii="CMU Serif" w:hAnsi="CMU Serif" w:cs="CMU Serif" w:eastAsia="CMU Serif"/>
+          <w:sz w:val="24"/>
+          <w:szCs w:val="24"/>
+        </w:rPr>
+        <w:t xml:space="preserve">FCIM Faculty, UTM</w:t>
+      </w:r>
+    </w:p>
+    <w:p>
+      <w:pPr>
+        <w:keepNext/>
+        <w:pageBreakBefore/>
+        <w:spacing w:before="0" w:after="160"/>
       </w:pPr>
       <w:r>
         <w:rPr>
@@ -180,43 +305,121 @@
           <w:sz w:val="34"/>
           <w:szCs w:val="34"/>
         </w:rPr>
-        <w:t xml:space="preserve">The File System with Your Own Hands</w:t>
-      </w:r>
-    </w:p>
-    <w:p>
-      <w:pPr>
-        <w:spacing w:before="0" w:after="0" w:line="292" w:lineRule="exact"/>
-        <w:jc w:val="center"/>
-      </w:pPr>
-      <w:r>
-        <w:rPr>
-          <w:rFonts w:ascii="CMU Serif" w:hAnsi="CMU Serif" w:cs="CMU Serif" w:eastAsia="CMU Serif"/>
-          <w:sz w:val="24"/>
-          <w:szCs w:val="24"/>
-        </w:rPr>
-        <w:t xml:space="preserve">Course: Operating Systems (Track A: Linux)</w:t>
-      </w:r>
-    </w:p>
-    <w:p>
-      <w:pPr>
-        <w:spacing w:before="1330" w:after="0" w:line="292" w:lineRule="exact"/>
-        <w:jc w:val="right"/>
-      </w:pPr>
-      <w:r>
-        <w:rPr>
-          <w:rFonts w:ascii="CMU Serif" w:hAnsi="CMU Serif" w:cs="CMU Serif" w:eastAsia="CMU Serif"/>
-          <w:i/>
-          <w:iCs/>
-          <w:sz w:val="24"/>
-          <w:szCs w:val="24"/>
-        </w:rPr>
-        <w:t xml:space="preserve">Checked by:</w:t>
-      </w:r>
-    </w:p>
-    <w:p>
-      <w:pPr>
-        <w:spacing w:before="0" w:after="0" w:line="292" w:lineRule="exact"/>
-        <w:jc w:val="right"/>
+        <w:t xml:space="preserve">Purpose of the work</w:t>
+      </w:r>
+    </w:p>
+    <w:p>
+      <w:pPr>
+        <w:spacing w:before="0" w:after="120" w:line="264" w:lineRule="auto"/>
+        <w:jc w:val="both"/>
+      </w:pPr>
+      <w:r>
+        <w:rPr>
+          <w:rFonts w:ascii="CMU Serif" w:hAnsi="CMU Serif" w:cs="CMU Serif" w:eastAsia="CMU Serif"/>
+        </w:rPr>
+        <w:t xml:space="preserve">The purpose of this laboratory work is to check, on my own machine and with my own hands, everything the lecture said about the file system: the single tree and the file types that live in it, the inode that stands behind every name, the difference between a hard link and a symbolic link, what the permission bits really mean on a file and what they mean on a directory, and how disks, partitions and even the kernel itself appear as files. Nothing is programmed today; the work is commands, careful observation and short explanations.</w:t>
+      </w:r>
+    </w:p>
+    <w:p>
+      <w:pPr>
+        <w:spacing w:before="0" w:after="120" w:line="264" w:lineRule="auto"/>
+        <w:jc w:val="both"/>
+      </w:pPr>
+      <w:r>
+        <w:rPr>
+          <w:rFonts w:ascii="CMU Serif" w:hAnsi="CMU Serif" w:cs="CMU Serif" w:eastAsia="CMU Serif"/>
+        </w:rPr>
+        <w:t xml:space="preserve">All work was done on Ubuntu 26.04.1 LTS, in bash, as my normal user </w:t>
+      </w:r>
+      <w:r>
+        <w:rPr>
+          <w:rFonts w:ascii="CMU Typewriter Text" w:hAnsi="CMU Typewriter Text" w:cs="CMU Typewriter Text" w:eastAsia="CMU Typewriter Text"/>
+          <w:sz w:val="22"/>
+          <w:szCs w:val="22"/>
+        </w:rPr>
+        <w:t xml:space="preserve">capziro</w:t>
+      </w:r>
+      <w:r>
+        <w:rPr>
+          <w:rFonts w:ascii="CMU Serif" w:hAnsi="CMU Serif" w:cs="CMU Serif" w:eastAsia="CMU Serif"/>
+        </w:rPr>
+        <w:t xml:space="preserve"> and never as root, because root ignores most permission checks and the experiments of Part 3 would simply lie. This Ubuntu release ships the Rust implementations of the system utilities (uutils and sudo-rs), which is visible several times in this lab: </w:t>
+      </w:r>
+      <w:r>
+        <w:rPr>
+          <w:rFonts w:ascii="CMU Typewriter Text" w:hAnsi="CMU Typewriter Text" w:cs="CMU Typewriter Text" w:eastAsia="CMU Typewriter Text"/>
+          <w:sz w:val="22"/>
+          <w:szCs w:val="22"/>
+        </w:rPr>
+        <w:t xml:space="preserve">/usr/bin/ls</w:t>
+      </w:r>
+      <w:r>
+        <w:rPr>
+          <w:rFonts w:ascii="CMU Serif" w:hAnsi="CMU Serif" w:cs="CMU Serif" w:eastAsia="CMU Serif"/>
+        </w:rPr>
+        <w:t xml:space="preserve"> is itself a symbolic link into </w:t>
+      </w:r>
+      <w:r>
+        <w:rPr>
+          <w:rFonts w:ascii="CMU Typewriter Text" w:hAnsi="CMU Typewriter Text" w:cs="CMU Typewriter Text" w:eastAsia="CMU Typewriter Text"/>
+          <w:sz w:val="22"/>
+          <w:szCs w:val="22"/>
+        </w:rPr>
+        <w:t xml:space="preserve">/usr/lib/cargo/bin/coreutils/</w:t>
+      </w:r>
+      <w:r>
+        <w:rPr>
+          <w:rFonts w:ascii="CMU Serif" w:hAnsi="CMU Serif" w:cs="CMU Serif" w:eastAsia="CMU Serif"/>
+        </w:rPr>
+        <w:t xml:space="preserve">, </w:t>
+      </w:r>
+      <w:r>
+        <w:rPr>
+          <w:rFonts w:ascii="CMU Typewriter Text" w:hAnsi="CMU Typewriter Text" w:cs="CMU Typewriter Text" w:eastAsia="CMU Typewriter Text"/>
+          <w:sz w:val="22"/>
+          <w:szCs w:val="22"/>
+        </w:rPr>
+        <w:t xml:space="preserve">stat</w:t>
+      </w:r>
+      <w:r>
+        <w:rPr>
+          <w:rFonts w:ascii="CMU Serif" w:hAnsi="CMU Serif" w:cs="CMU Serif" w:eastAsia="CMU Serif"/>
+        </w:rPr>
+        <w:t xml:space="preserve"> prints </w:t>
+      </w:r>
+      <w:r>
+        <w:rPr>
+          <w:rFonts w:ascii="CMU Typewriter Text" w:hAnsi="CMU Typewriter Text" w:cs="CMU Typewriter Text" w:eastAsia="CMU Typewriter Text"/>
+          <w:sz w:val="22"/>
+          <w:szCs w:val="22"/>
+        </w:rPr>
+        <w:t xml:space="preserve">size</w:t>
+      </w:r>
+      <w:r>
+        <w:rPr>
+          <w:rFonts w:ascii="CMU Serif" w:hAnsi="CMU Serif" w:cs="CMU Serif" w:eastAsia="CMU Serif"/>
+        </w:rPr>
+        <w:t xml:space="preserve"> with a small s, and the setuid hunt of the stretch part finds two copies of </w:t>
+      </w:r>
+      <w:r>
+        <w:rPr>
+          <w:rFonts w:ascii="CMU Typewriter Text" w:hAnsi="CMU Typewriter Text" w:cs="CMU Typewriter Text" w:eastAsia="CMU Typewriter Text"/>
+          <w:sz w:val="22"/>
+          <w:szCs w:val="22"/>
+        </w:rPr>
+        <w:t xml:space="preserve">sudo</w:t>
+      </w:r>
+      <w:r>
+        <w:rPr>
+          <w:rFonts w:ascii="CMU Serif" w:hAnsi="CMU Serif" w:cs="CMU Serif" w:eastAsia="CMU Serif"/>
+        </w:rPr>
+        <w:t xml:space="preserve">.</w:t>
+      </w:r>
+    </w:p>
+    <w:p>
+      <w:pPr>
+        <w:keepNext/>
+        <w:spacing w:before="120" w:after="80"/>
       </w:pPr>
       <w:r>
         <w:rPr>
@@ -226,70 +429,70 @@
           <w:sz w:val="24"/>
           <w:szCs w:val="24"/>
         </w:rPr>
-        <w:t xml:space="preserve">Patricia Reitman</w:t>
-      </w:r>
-      <w:r>
-        <w:rPr>
-          <w:rFonts w:ascii="CMU Serif" w:hAnsi="CMU Serif" w:cs="CMU Serif" w:eastAsia="CMU Serif"/>
-          <w:sz w:val="24"/>
-          <w:szCs w:val="24"/>
-        </w:rPr>
-        <w:t xml:space="preserve">, </w:t>
-      </w:r>
-      <w:r>
-        <w:rPr>
-          <w:rFonts w:ascii="CMU Serif" w:hAnsi="CMU Serif" w:cs="CMU Serif" w:eastAsia="CMU Serif"/>
-          <w:i/>
-          <w:iCs/>
-          <w:sz w:val="24"/>
-          <w:szCs w:val="24"/>
-        </w:rPr>
-        <w:t xml:space="preserve">University Assistant</w:t>
-      </w:r>
-    </w:p>
-    <w:p>
-      <w:pPr>
-        <w:spacing w:before="0" w:after="0" w:line="292" w:lineRule="exact"/>
-        <w:jc w:val="right"/>
-      </w:pPr>
-      <w:r>
-        <w:rPr>
-          <w:rFonts w:ascii="CMU Serif" w:hAnsi="CMU Serif" w:cs="CMU Serif" w:eastAsia="CMU Serif"/>
-          <w:sz w:val="24"/>
-          <w:szCs w:val="24"/>
-        </w:rPr>
-        <w:t xml:space="preserve">Department of Software and Automation Engineering,</w:t>
-      </w:r>
-    </w:p>
-    <w:p>
-      <w:pPr>
-        <w:spacing w:before="0" w:after="0" w:line="292" w:lineRule="exact"/>
-        <w:jc w:val="right"/>
-      </w:pPr>
-      <w:r>
-        <w:rPr>
-          <w:rFonts w:ascii="CMU Serif" w:hAnsi="CMU Serif" w:cs="CMU Serif" w:eastAsia="CMU Serif"/>
-          <w:sz w:val="24"/>
-          <w:szCs w:val="24"/>
-        </w:rPr>
-        <w:t xml:space="preserve">FCIM Faculty, UTM</w:t>
-      </w:r>
-    </w:p>
-    <w:p>
-      <w:pPr>
-        <w:keepNext/>
-        <w:pageBreakBefore/>
-        <w:spacing w:before="0" w:after="160"/>
-      </w:pPr>
-      <w:r>
-        <w:rPr>
-          <w:rFonts w:ascii="CMU Serif" w:hAnsi="CMU Serif" w:cs="CMU Serif" w:eastAsia="CMU Serif"/>
-          <w:b/>
-          <w:bCs/>
-          <w:sz w:val="34"/>
-          <w:szCs w:val="34"/>
-        </w:rPr>
-        <w:t xml:space="preserve">Purpose of the work</w:t>
+        <w:t xml:space="preserve">Preparation</w:t>
+      </w:r>
+    </w:p>
+    <w:p>
+      <w:pPr>
+        <w:keepNext/>
+        <w:pBdr>
+          <w:top w:val="single" w:sz="4" w:space="4" w:color="C8C8C8"/>
+          <w:left w:val="single" w:sz="4" w:space="4" w:color="C8C8C8"/>
+          <w:bottom w:val="single" w:sz="4" w:space="4" w:color="C8C8C8"/>
+          <w:right w:val="single" w:sz="4" w:space="4" w:color="C8C8C8"/>
+        </w:pBdr>
+        <w:shd w:val="clear" w:color="auto" w:fill="F5F5F5"/>
+        <w:spacing w:before="0" w:after="0" w:line="240" w:lineRule="auto"/>
+      </w:pPr>
+      <w:r>
+        <w:rPr>
+          <w:rFonts w:ascii="CMU Typewriter Text" w:hAnsi="CMU Typewriter Text" w:cs="CMU Typewriter Text" w:eastAsia="CMU Typewriter Text"/>
+          <w:sz w:val="17"/>
+          <w:szCs w:val="17"/>
+        </w:rPr>
+        <w:t xml:space="preserve">~$ whoami &amp;&amp; mkdir -p ~/os-lab5 &amp;&amp; cd ~/os-lab5</w:t>
+      </w:r>
+    </w:p>
+    <w:p>
+      <w:pPr>
+        <w:keepNext/>
+        <w:pBdr>
+          <w:top w:val="single" w:sz="4" w:space="4" w:color="C8C8C8"/>
+          <w:left w:val="single" w:sz="4" w:space="4" w:color="C8C8C8"/>
+          <w:bottom w:val="single" w:sz="4" w:space="4" w:color="C8C8C8"/>
+          <w:right w:val="single" w:sz="4" w:space="4" w:color="C8C8C8"/>
+        </w:pBdr>
+        <w:shd w:val="clear" w:color="auto" w:fill="F5F5F5"/>
+        <w:spacing w:before="0" w:after="0" w:line="240" w:lineRule="auto"/>
+      </w:pPr>
+      <w:r>
+        <w:rPr>
+          <w:rFonts w:ascii="CMU Typewriter Text" w:hAnsi="CMU Typewriter Text" w:cs="CMU Typewriter Text" w:eastAsia="CMU Typewriter Text"/>
+          <w:sz w:val="17"/>
+          <w:szCs w:val="17"/>
+        </w:rPr>
+        <w:t xml:space="preserve">capziro</w:t>
+      </w:r>
+    </w:p>
+    <w:p>
+      <w:pPr>
+        <w:keepNext/>
+        <w:pBdr>
+          <w:top w:val="single" w:sz="4" w:space="4" w:color="C8C8C8"/>
+          <w:left w:val="single" w:sz="4" w:space="4" w:color="C8C8C8"/>
+          <w:bottom w:val="single" w:sz="4" w:space="4" w:color="C8C8C8"/>
+          <w:right w:val="single" w:sz="4" w:space="4" w:color="C8C8C8"/>
+        </w:pBdr>
+        <w:shd w:val="clear" w:color="auto" w:fill="F5F5F5"/>
+        <w:spacing w:before="0" w:after="0" w:line="240" w:lineRule="auto"/>
+      </w:pPr>
+      <w:r>
+        <w:rPr>
+          <w:rFonts w:ascii="CMU Typewriter Text" w:hAnsi="CMU Typewriter Text" w:cs="CMU Typewriter Text" w:eastAsia="CMU Typewriter Text"/>
+          <w:sz w:val="17"/>
+          <w:szCs w:val="17"/>
+        </w:rPr>
+        <w:t xml:space="preserve">~/os-lab5$ script -q -a ~/os-lab5/lab5-transcript.log</w:t>
       </w:r>
     </w:p>
     <w:p>
@@ -299,21 +502,17 @@
       </w:pPr>
       <w:r>
         <w:rPr>
-          <w:rFonts w:ascii="CMU Serif" w:hAnsi="CMU Serif" w:cs="CMU Serif" w:eastAsia="CMU Serif"/>
-        </w:rPr>
-        <w:t xml:space="preserve">The purpose of this laboratory work is to check, on my own machine and with my own hands, everything the lecture said about the file system: the single tree and the file types that live in it, the inode that stands behind every name, the difference between a hard link and a symbolic link, what the permission bits really mean on a file and what they mean on a directory, and how disks, partitions and even the kernel itself appear as files. Nothing is programmed today; the work is commands, careful observation and short explanations.</w:t>
-      </w:r>
-    </w:p>
-    <w:p>
-      <w:pPr>
-        <w:spacing w:before="0" w:after="120" w:line="264" w:lineRule="auto"/>
-        <w:jc w:val="both"/>
-      </w:pPr>
-      <w:r>
-        <w:rPr>
-          <w:rFonts w:ascii="CMU Serif" w:hAnsi="CMU Serif" w:cs="CMU Serif" w:eastAsia="CMU Serif"/>
-        </w:rPr>
-        <w:t xml:space="preserve">All work was done on Ubuntu 26.04.1 LTS, in bash, as my normal user </w:t>
+          <w:rFonts w:ascii="CMU Typewriter Text" w:hAnsi="CMU Typewriter Text" w:cs="CMU Typewriter Text" w:eastAsia="CMU Typewriter Text"/>
+          <w:sz w:val="22"/>
+          <w:szCs w:val="22"/>
+        </w:rPr>
+        <w:t xml:space="preserve">whoami</w:t>
+      </w:r>
+      <w:r>
+        <w:rPr>
+          <w:rFonts w:ascii="CMU Serif" w:hAnsi="CMU Serif" w:cs="CMU Serif" w:eastAsia="CMU Serif"/>
+        </w:rPr>
+        <w:t xml:space="preserve"> prints </w:t>
       </w:r>
       <w:r>
         <w:rPr>
@@ -327,189 +526,6 @@
         <w:rPr>
           <w:rFonts w:ascii="CMU Serif" w:hAnsi="CMU Serif" w:cs="CMU Serif" w:eastAsia="CMU Serif"/>
         </w:rPr>
-        <w:t xml:space="preserve"> and never as root, because root ignores most permission checks and the experiments of Part 3 would simply lie. This Ubuntu release ships the Rust implementations of the system utilities (uutils and sudo-rs), which is visible several times in this lab: </w:t>
-      </w:r>
-      <w:r>
-        <w:rPr>
-          <w:rFonts w:ascii="CMU Typewriter Text" w:hAnsi="CMU Typewriter Text" w:cs="CMU Typewriter Text" w:eastAsia="CMU Typewriter Text"/>
-          <w:sz w:val="22"/>
-          <w:szCs w:val="22"/>
-        </w:rPr>
-        <w:t xml:space="preserve">/usr/bin/ls</w:t>
-      </w:r>
-      <w:r>
-        <w:rPr>
-          <w:rFonts w:ascii="CMU Serif" w:hAnsi="CMU Serif" w:cs="CMU Serif" w:eastAsia="CMU Serif"/>
-        </w:rPr>
-        <w:t xml:space="preserve"> is itself a symbolic link into </w:t>
-      </w:r>
-      <w:r>
-        <w:rPr>
-          <w:rFonts w:ascii="CMU Typewriter Text" w:hAnsi="CMU Typewriter Text" w:cs="CMU Typewriter Text" w:eastAsia="CMU Typewriter Text"/>
-          <w:sz w:val="22"/>
-          <w:szCs w:val="22"/>
-        </w:rPr>
-        <w:t xml:space="preserve">/usr/lib/cargo/bin/coreutils/</w:t>
-      </w:r>
-      <w:r>
-        <w:rPr>
-          <w:rFonts w:ascii="CMU Serif" w:hAnsi="CMU Serif" w:cs="CMU Serif" w:eastAsia="CMU Serif"/>
-        </w:rPr>
-        <w:t xml:space="preserve">, </w:t>
-      </w:r>
-      <w:r>
-        <w:rPr>
-          <w:rFonts w:ascii="CMU Typewriter Text" w:hAnsi="CMU Typewriter Text" w:cs="CMU Typewriter Text" w:eastAsia="CMU Typewriter Text"/>
-          <w:sz w:val="22"/>
-          <w:szCs w:val="22"/>
-        </w:rPr>
-        <w:t xml:space="preserve">stat</w:t>
-      </w:r>
-      <w:r>
-        <w:rPr>
-          <w:rFonts w:ascii="CMU Serif" w:hAnsi="CMU Serif" w:cs="CMU Serif" w:eastAsia="CMU Serif"/>
-        </w:rPr>
-        <w:t xml:space="preserve"> prints </w:t>
-      </w:r>
-      <w:r>
-        <w:rPr>
-          <w:rFonts w:ascii="CMU Typewriter Text" w:hAnsi="CMU Typewriter Text" w:cs="CMU Typewriter Text" w:eastAsia="CMU Typewriter Text"/>
-          <w:sz w:val="22"/>
-          <w:szCs w:val="22"/>
-        </w:rPr>
-        <w:t xml:space="preserve">size</w:t>
-      </w:r>
-      <w:r>
-        <w:rPr>
-          <w:rFonts w:ascii="CMU Serif" w:hAnsi="CMU Serif" w:cs="CMU Serif" w:eastAsia="CMU Serif"/>
-        </w:rPr>
-        <w:t xml:space="preserve"> with a small s, and the setuid hunt of the stretch part finds two copies of </w:t>
-      </w:r>
-      <w:r>
-        <w:rPr>
-          <w:rFonts w:ascii="CMU Typewriter Text" w:hAnsi="CMU Typewriter Text" w:cs="CMU Typewriter Text" w:eastAsia="CMU Typewriter Text"/>
-          <w:sz w:val="22"/>
-          <w:szCs w:val="22"/>
-        </w:rPr>
-        <w:t xml:space="preserve">sudo</w:t>
-      </w:r>
-      <w:r>
-        <w:rPr>
-          <w:rFonts w:ascii="CMU Serif" w:hAnsi="CMU Serif" w:cs="CMU Serif" w:eastAsia="CMU Serif"/>
-        </w:rPr>
-        <w:t xml:space="preserve">.</w:t>
-      </w:r>
-    </w:p>
-    <w:p>
-      <w:pPr>
-        <w:keepNext/>
-        <w:spacing w:before="120" w:after="80"/>
-      </w:pPr>
-      <w:r>
-        <w:rPr>
-          <w:rFonts w:ascii="CMU Serif" w:hAnsi="CMU Serif" w:cs="CMU Serif" w:eastAsia="CMU Serif"/>
-          <w:b/>
-          <w:bCs/>
-          <w:sz w:val="24"/>
-          <w:szCs w:val="24"/>
-        </w:rPr>
-        <w:t xml:space="preserve">Preparation</w:t>
-      </w:r>
-    </w:p>
-    <w:p>
-      <w:pPr>
-        <w:keepNext/>
-        <w:pBdr>
-          <w:top w:val="single" w:sz="4" w:space="4" w:color="C8C8C8"/>
-          <w:left w:val="single" w:sz="4" w:space="4" w:color="C8C8C8"/>
-          <w:bottom w:val="single" w:sz="4" w:space="4" w:color="C8C8C8"/>
-          <w:right w:val="single" w:sz="4" w:space="4" w:color="C8C8C8"/>
-        </w:pBdr>
-        <w:shd w:val="clear" w:color="auto" w:fill="F5F5F5"/>
-        <w:spacing w:before="0" w:after="0" w:line="240" w:lineRule="auto"/>
-      </w:pPr>
-      <w:r>
-        <w:rPr>
-          <w:rFonts w:ascii="CMU Typewriter Text" w:hAnsi="CMU Typewriter Text" w:cs="CMU Typewriter Text" w:eastAsia="CMU Typewriter Text"/>
-          <w:sz w:val="17"/>
-          <w:szCs w:val="17"/>
-        </w:rPr>
-        <w:t xml:space="preserve">~$ whoami &amp;&amp; mkdir -p ~/os-lab5 &amp;&amp; cd ~/os-lab5</w:t>
-      </w:r>
-    </w:p>
-    <w:p>
-      <w:pPr>
-        <w:keepNext/>
-        <w:pBdr>
-          <w:top w:val="single" w:sz="4" w:space="4" w:color="C8C8C8"/>
-          <w:left w:val="single" w:sz="4" w:space="4" w:color="C8C8C8"/>
-          <w:bottom w:val="single" w:sz="4" w:space="4" w:color="C8C8C8"/>
-          <w:right w:val="single" w:sz="4" w:space="4" w:color="C8C8C8"/>
-        </w:pBdr>
-        <w:shd w:val="clear" w:color="auto" w:fill="F5F5F5"/>
-        <w:spacing w:before="0" w:after="0" w:line="240" w:lineRule="auto"/>
-      </w:pPr>
-      <w:r>
-        <w:rPr>
-          <w:rFonts w:ascii="CMU Typewriter Text" w:hAnsi="CMU Typewriter Text" w:cs="CMU Typewriter Text" w:eastAsia="CMU Typewriter Text"/>
-          <w:sz w:val="17"/>
-          <w:szCs w:val="17"/>
-        </w:rPr>
-        <w:t xml:space="preserve">capziro</w:t>
-      </w:r>
-    </w:p>
-    <w:p>
-      <w:pPr>
-        <w:keepNext/>
-        <w:pBdr>
-          <w:top w:val="single" w:sz="4" w:space="4" w:color="C8C8C8"/>
-          <w:left w:val="single" w:sz="4" w:space="4" w:color="C8C8C8"/>
-          <w:bottom w:val="single" w:sz="4" w:space="4" w:color="C8C8C8"/>
-          <w:right w:val="single" w:sz="4" w:space="4" w:color="C8C8C8"/>
-        </w:pBdr>
-        <w:shd w:val="clear" w:color="auto" w:fill="F5F5F5"/>
-        <w:spacing w:before="0" w:after="0" w:line="240" w:lineRule="auto"/>
-      </w:pPr>
-      <w:r>
-        <w:rPr>
-          <w:rFonts w:ascii="CMU Typewriter Text" w:hAnsi="CMU Typewriter Text" w:cs="CMU Typewriter Text" w:eastAsia="CMU Typewriter Text"/>
-          <w:sz w:val="17"/>
-          <w:szCs w:val="17"/>
-        </w:rPr>
-        <w:t xml:space="preserve">~/os-lab5$ script -q -a ~/os-lab5/lab5-transcript.log</w:t>
-      </w:r>
-    </w:p>
-    <w:p>
-      <w:pPr>
-        <w:spacing w:before="0" w:after="120" w:line="264" w:lineRule="auto"/>
-        <w:jc w:val="both"/>
-      </w:pPr>
-      <w:r>
-        <w:rPr>
-          <w:rFonts w:ascii="CMU Typewriter Text" w:hAnsi="CMU Typewriter Text" w:cs="CMU Typewriter Text" w:eastAsia="CMU Typewriter Text"/>
-          <w:sz w:val="22"/>
-          <w:szCs w:val="22"/>
-        </w:rPr>
-        <w:t xml:space="preserve">whoami</w:t>
-      </w:r>
-      <w:r>
-        <w:rPr>
-          <w:rFonts w:ascii="CMU Serif" w:hAnsi="CMU Serif" w:cs="CMU Serif" w:eastAsia="CMU Serif"/>
-        </w:rPr>
-        <w:t xml:space="preserve"> prints </w:t>
-      </w:r>
-      <w:r>
-        <w:rPr>
-          <w:rFonts w:ascii="CMU Typewriter Text" w:hAnsi="CMU Typewriter Text" w:cs="CMU Typewriter Text" w:eastAsia="CMU Typewriter Text"/>
-          <w:sz w:val="22"/>
-          <w:szCs w:val="22"/>
-        </w:rPr>
-        <w:t xml:space="preserve">capziro</w:t>
-      </w:r>
-      <w:r>
-        <w:rPr>
-          <w:rFonts w:ascii="CMU Serif" w:hAnsi="CMU Serif" w:cs="CMU Serif" w:eastAsia="CMU Serif"/>
-        </w:rPr>
         <w:t xml:space="preserve"> and not </w:t>
       </w:r>
       <w:r>
@@ -552,7 +568,21 @@
         <w:rPr>
           <w:rFonts w:ascii="CMU Serif" w:hAnsi="CMU Serif" w:cs="CMU Serif" w:eastAsia="CMU Serif"/>
         </w:rPr>
-        <w:t xml:space="preserve">; in the figures the long prompt </w:t>
+        <w:t xml:space="preserve">; Figures 4.1, 4.2 and 5.2 were recorded again on 26 October 2026 into </w:t>
+      </w:r>
+      <w:r>
+        <w:rPr>
+          <w:rFonts w:ascii="CMU Typewriter Text" w:hAnsi="CMU Typewriter Text" w:cs="CMU Typewriter Text" w:eastAsia="CMU Typewriter Text"/>
+          <w:sz w:val="22"/>
+          <w:szCs w:val="22"/>
+        </w:rPr>
+        <w:t xml:space="preserve">lab5-transcript-part2.log</w:t>
+      </w:r>
+      <w:r>
+        <w:rPr>
+          <w:rFonts w:ascii="CMU Serif" w:hAnsi="CMU Serif" w:cs="CMU Serif" w:eastAsia="CMU Serif"/>
+        </w:rPr>
+        <w:t xml:space="preserve">. In the figures the long prompt </w:t>
       </w:r>
       <w:r>
         <w:rPr>
@@ -5848,7 +5878,7 @@
           <w:sz w:val="17"/>
           <w:szCs w:val="17"/>
         </w:rPr>
-        <w:t xml:space="preserve">~/os-lab5$ lsblk -e7</w:t>
+        <w:t xml:space="preserve">~/OS-2026-OberstEduard/lab5$ lsblk -e7</w:t>
       </w:r>
     </w:p>
     <w:p>
@@ -5911,112 +5941,112 @@
           <w:sz w:val="17"/>
           <w:szCs w:val="17"/>
         </w:rPr>
-        <w:t xml:space="preserve">|-nvme0n1p1 259:1    0   100M  0 part /boot/efi</w:t>
-      </w:r>
-    </w:p>
-    <w:p>
-      <w:pPr>
-        <w:keepNext/>
-        <w:pBdr>
-          <w:top w:val="single" w:sz="4" w:space="4" w:color="C8C8C8"/>
-          <w:left w:val="single" w:sz="4" w:space="4" w:color="C8C8C8"/>
-          <w:bottom w:val="single" w:sz="4" w:space="4" w:color="C8C8C8"/>
-          <w:right w:val="single" w:sz="4" w:space="4" w:color="C8C8C8"/>
-        </w:pBdr>
-        <w:shd w:val="clear" w:color="auto" w:fill="F5F5F5"/>
-        <w:spacing w:before="0" w:after="0" w:line="240" w:lineRule="auto"/>
-      </w:pPr>
-      <w:r>
-        <w:rPr>
-          <w:rFonts w:ascii="CMU Typewriter Text" w:hAnsi="CMU Typewriter Text" w:cs="CMU Typewriter Text" w:eastAsia="CMU Typewriter Text"/>
-          <w:sz w:val="17"/>
-          <w:szCs w:val="17"/>
-        </w:rPr>
-        <w:t xml:space="preserve">|-nvme0n1p2 259:2    0    16M  0 part</w:t>
-      </w:r>
-    </w:p>
-    <w:p>
-      <w:pPr>
-        <w:keepNext/>
-        <w:pBdr>
-          <w:top w:val="single" w:sz="4" w:space="4" w:color="C8C8C8"/>
-          <w:left w:val="single" w:sz="4" w:space="4" w:color="C8C8C8"/>
-          <w:bottom w:val="single" w:sz="4" w:space="4" w:color="C8C8C8"/>
-          <w:right w:val="single" w:sz="4" w:space="4" w:color="C8C8C8"/>
-        </w:pBdr>
-        <w:shd w:val="clear" w:color="auto" w:fill="F5F5F5"/>
-        <w:spacing w:before="0" w:after="0" w:line="240" w:lineRule="auto"/>
-      </w:pPr>
-      <w:r>
-        <w:rPr>
-          <w:rFonts w:ascii="CMU Typewriter Text" w:hAnsi="CMU Typewriter Text" w:cs="CMU Typewriter Text" w:eastAsia="CMU Typewriter Text"/>
-          <w:sz w:val="17"/>
-          <w:szCs w:val="17"/>
-        </w:rPr>
-        <w:t xml:space="preserve">|-nvme0n1p3 259:3    0 487.4G  0 part</w:t>
-      </w:r>
-    </w:p>
-    <w:p>
-      <w:pPr>
-        <w:keepNext/>
-        <w:pBdr>
-          <w:top w:val="single" w:sz="4" w:space="4" w:color="C8C8C8"/>
-          <w:left w:val="single" w:sz="4" w:space="4" w:color="C8C8C8"/>
-          <w:bottom w:val="single" w:sz="4" w:space="4" w:color="C8C8C8"/>
-          <w:right w:val="single" w:sz="4" w:space="4" w:color="C8C8C8"/>
-        </w:pBdr>
-        <w:shd w:val="clear" w:color="auto" w:fill="F5F5F5"/>
-        <w:spacing w:before="0" w:after="0" w:line="240" w:lineRule="auto"/>
-      </w:pPr>
-      <w:r>
-        <w:rPr>
-          <w:rFonts w:ascii="CMU Typewriter Text" w:hAnsi="CMU Typewriter Text" w:cs="CMU Typewriter Text" w:eastAsia="CMU Typewriter Text"/>
-          <w:sz w:val="17"/>
-          <w:szCs w:val="17"/>
-        </w:rPr>
-        <w:t xml:space="preserve">|-nvme0n1p4 259:4    0   887M  0 part</w:t>
-      </w:r>
-    </w:p>
-    <w:p>
-      <w:pPr>
-        <w:keepNext/>
-        <w:pBdr>
-          <w:top w:val="single" w:sz="4" w:space="4" w:color="C8C8C8"/>
-          <w:left w:val="single" w:sz="4" w:space="4" w:color="C8C8C8"/>
-          <w:bottom w:val="single" w:sz="4" w:space="4" w:color="C8C8C8"/>
-          <w:right w:val="single" w:sz="4" w:space="4" w:color="C8C8C8"/>
-        </w:pBdr>
-        <w:shd w:val="clear" w:color="auto" w:fill="F5F5F5"/>
-        <w:spacing w:before="0" w:after="0" w:line="240" w:lineRule="auto"/>
-      </w:pPr>
-      <w:r>
-        <w:rPr>
-          <w:rFonts w:ascii="CMU Typewriter Text" w:hAnsi="CMU Typewriter Text" w:cs="CMU Typewriter Text" w:eastAsia="CMU Typewriter Text"/>
-          <w:sz w:val="17"/>
-          <w:szCs w:val="17"/>
-        </w:rPr>
-        <w:t xml:space="preserve">`-nvme0n1p5 259:5    0 464.7G  0 part /</w:t>
-      </w:r>
-    </w:p>
-    <w:p>
-      <w:pPr>
-        <w:keepNext/>
-        <w:pBdr>
-          <w:top w:val="single" w:sz="4" w:space="4" w:color="C8C8C8"/>
-          <w:left w:val="single" w:sz="4" w:space="4" w:color="C8C8C8"/>
-          <w:bottom w:val="single" w:sz="4" w:space="4" w:color="C8C8C8"/>
-          <w:right w:val="single" w:sz="4" w:space="4" w:color="C8C8C8"/>
-        </w:pBdr>
-        <w:shd w:val="clear" w:color="auto" w:fill="F5F5F5"/>
-        <w:spacing w:before="0" w:after="0" w:line="240" w:lineRule="auto"/>
-      </w:pPr>
-      <w:r>
-        <w:rPr>
-          <w:rFonts w:ascii="CMU Typewriter Text" w:hAnsi="CMU Typewriter Text" w:cs="CMU Typewriter Text" w:eastAsia="CMU Typewriter Text"/>
-          <w:sz w:val="17"/>
-          <w:szCs w:val="17"/>
-        </w:rPr>
-        <w:t xml:space="preserve">~/os-lab5$ lsblk -o NAME,SIZE,FSTYPE,MOUNTPOINTS -e7</w:t>
+        <w:t xml:space="preserve">├─nvme0n1p1 259:1    0   100M  0 part /boot/efi</w:t>
+      </w:r>
+    </w:p>
+    <w:p>
+      <w:pPr>
+        <w:keepNext/>
+        <w:pBdr>
+          <w:top w:val="single" w:sz="4" w:space="4" w:color="C8C8C8"/>
+          <w:left w:val="single" w:sz="4" w:space="4" w:color="C8C8C8"/>
+          <w:bottom w:val="single" w:sz="4" w:space="4" w:color="C8C8C8"/>
+          <w:right w:val="single" w:sz="4" w:space="4" w:color="C8C8C8"/>
+        </w:pBdr>
+        <w:shd w:val="clear" w:color="auto" w:fill="F5F5F5"/>
+        <w:spacing w:before="0" w:after="0" w:line="240" w:lineRule="auto"/>
+      </w:pPr>
+      <w:r>
+        <w:rPr>
+          <w:rFonts w:ascii="CMU Typewriter Text" w:hAnsi="CMU Typewriter Text" w:cs="CMU Typewriter Text" w:eastAsia="CMU Typewriter Text"/>
+          <w:sz w:val="17"/>
+          <w:szCs w:val="17"/>
+        </w:rPr>
+        <w:t xml:space="preserve">├─nvme0n1p2 259:2    0    16M  0 part</w:t>
+      </w:r>
+    </w:p>
+    <w:p>
+      <w:pPr>
+        <w:keepNext/>
+        <w:pBdr>
+          <w:top w:val="single" w:sz="4" w:space="4" w:color="C8C8C8"/>
+          <w:left w:val="single" w:sz="4" w:space="4" w:color="C8C8C8"/>
+          <w:bottom w:val="single" w:sz="4" w:space="4" w:color="C8C8C8"/>
+          <w:right w:val="single" w:sz="4" w:space="4" w:color="C8C8C8"/>
+        </w:pBdr>
+        <w:shd w:val="clear" w:color="auto" w:fill="F5F5F5"/>
+        <w:spacing w:before="0" w:after="0" w:line="240" w:lineRule="auto"/>
+      </w:pPr>
+      <w:r>
+        <w:rPr>
+          <w:rFonts w:ascii="CMU Typewriter Text" w:hAnsi="CMU Typewriter Text" w:cs="CMU Typewriter Text" w:eastAsia="CMU Typewriter Text"/>
+          <w:sz w:val="17"/>
+          <w:szCs w:val="17"/>
+        </w:rPr>
+        <w:t xml:space="preserve">├─nvme0n1p3 259:3    0 487.4G  0 part</w:t>
+      </w:r>
+    </w:p>
+    <w:p>
+      <w:pPr>
+        <w:keepNext/>
+        <w:pBdr>
+          <w:top w:val="single" w:sz="4" w:space="4" w:color="C8C8C8"/>
+          <w:left w:val="single" w:sz="4" w:space="4" w:color="C8C8C8"/>
+          <w:bottom w:val="single" w:sz="4" w:space="4" w:color="C8C8C8"/>
+          <w:right w:val="single" w:sz="4" w:space="4" w:color="C8C8C8"/>
+        </w:pBdr>
+        <w:shd w:val="clear" w:color="auto" w:fill="F5F5F5"/>
+        <w:spacing w:before="0" w:after="0" w:line="240" w:lineRule="auto"/>
+      </w:pPr>
+      <w:r>
+        <w:rPr>
+          <w:rFonts w:ascii="CMU Typewriter Text" w:hAnsi="CMU Typewriter Text" w:cs="CMU Typewriter Text" w:eastAsia="CMU Typewriter Text"/>
+          <w:sz w:val="17"/>
+          <w:szCs w:val="17"/>
+        </w:rPr>
+        <w:t xml:space="preserve">├─nvme0n1p4 259:4    0   887M  0 part</w:t>
+      </w:r>
+    </w:p>
+    <w:p>
+      <w:pPr>
+        <w:keepNext/>
+        <w:pBdr>
+          <w:top w:val="single" w:sz="4" w:space="4" w:color="C8C8C8"/>
+          <w:left w:val="single" w:sz="4" w:space="4" w:color="C8C8C8"/>
+          <w:bottom w:val="single" w:sz="4" w:space="4" w:color="C8C8C8"/>
+          <w:right w:val="single" w:sz="4" w:space="4" w:color="C8C8C8"/>
+        </w:pBdr>
+        <w:shd w:val="clear" w:color="auto" w:fill="F5F5F5"/>
+        <w:spacing w:before="0" w:after="0" w:line="240" w:lineRule="auto"/>
+      </w:pPr>
+      <w:r>
+        <w:rPr>
+          <w:rFonts w:ascii="CMU Typewriter Text" w:hAnsi="CMU Typewriter Text" w:cs="CMU Typewriter Text" w:eastAsia="CMU Typewriter Text"/>
+          <w:sz w:val="17"/>
+          <w:szCs w:val="17"/>
+        </w:rPr>
+        <w:t xml:space="preserve">└─nvme0n1p5 259:5    0 464.7G  0 part /</w:t>
+      </w:r>
+    </w:p>
+    <w:p>
+      <w:pPr>
+        <w:keepNext/>
+        <w:pBdr>
+          <w:top w:val="single" w:sz="4" w:space="4" w:color="C8C8C8"/>
+          <w:left w:val="single" w:sz="4" w:space="4" w:color="C8C8C8"/>
+          <w:bottom w:val="single" w:sz="4" w:space="4" w:color="C8C8C8"/>
+          <w:right w:val="single" w:sz="4" w:space="4" w:color="C8C8C8"/>
+        </w:pBdr>
+        <w:shd w:val="clear" w:color="auto" w:fill="F5F5F5"/>
+        <w:spacing w:before="0" w:after="0" w:line="240" w:lineRule="auto"/>
+      </w:pPr>
+      <w:r>
+        <w:rPr>
+          <w:rFonts w:ascii="CMU Typewriter Text" w:hAnsi="CMU Typewriter Text" w:cs="CMU Typewriter Text" w:eastAsia="CMU Typewriter Text"/>
+          <w:sz w:val="17"/>
+          <w:szCs w:val="17"/>
+        </w:rPr>
+        <w:t xml:space="preserve">~/OS-2026-OberstEduard/lab5$ lsblk -o NAME,SIZE,FSTYPE,MOUNTPOINTS -e7</w:t>
       </w:r>
     </w:p>
     <w:p>
@@ -6079,91 +6109,91 @@
           <w:sz w:val="17"/>
           <w:szCs w:val="17"/>
         </w:rPr>
-        <w:t xml:space="preserve">|-nvme0n1p1   100M vfat   /boot/efi</w:t>
-      </w:r>
-    </w:p>
-    <w:p>
-      <w:pPr>
-        <w:keepNext/>
-        <w:pBdr>
-          <w:top w:val="single" w:sz="4" w:space="4" w:color="C8C8C8"/>
-          <w:left w:val="single" w:sz="4" w:space="4" w:color="C8C8C8"/>
-          <w:bottom w:val="single" w:sz="4" w:space="4" w:color="C8C8C8"/>
-          <w:right w:val="single" w:sz="4" w:space="4" w:color="C8C8C8"/>
-        </w:pBdr>
-        <w:shd w:val="clear" w:color="auto" w:fill="F5F5F5"/>
-        <w:spacing w:before="0" w:after="0" w:line="240" w:lineRule="auto"/>
-      </w:pPr>
-      <w:r>
-        <w:rPr>
-          <w:rFonts w:ascii="CMU Typewriter Text" w:hAnsi="CMU Typewriter Text" w:cs="CMU Typewriter Text" w:eastAsia="CMU Typewriter Text"/>
-          <w:sz w:val="17"/>
-          <w:szCs w:val="17"/>
-        </w:rPr>
-        <w:t xml:space="preserve">|-nvme0n1p2    16M</w:t>
-      </w:r>
-    </w:p>
-    <w:p>
-      <w:pPr>
-        <w:keepNext/>
-        <w:pBdr>
-          <w:top w:val="single" w:sz="4" w:space="4" w:color="C8C8C8"/>
-          <w:left w:val="single" w:sz="4" w:space="4" w:color="C8C8C8"/>
-          <w:bottom w:val="single" w:sz="4" w:space="4" w:color="C8C8C8"/>
-          <w:right w:val="single" w:sz="4" w:space="4" w:color="C8C8C8"/>
-        </w:pBdr>
-        <w:shd w:val="clear" w:color="auto" w:fill="F5F5F5"/>
-        <w:spacing w:before="0" w:after="0" w:line="240" w:lineRule="auto"/>
-      </w:pPr>
-      <w:r>
-        <w:rPr>
-          <w:rFonts w:ascii="CMU Typewriter Text" w:hAnsi="CMU Typewriter Text" w:cs="CMU Typewriter Text" w:eastAsia="CMU Typewriter Text"/>
-          <w:sz w:val="17"/>
-          <w:szCs w:val="17"/>
-        </w:rPr>
-        <w:t xml:space="preserve">|-nvme0n1p3 487.4G ntfs</w:t>
-      </w:r>
-    </w:p>
-    <w:p>
-      <w:pPr>
-        <w:keepNext/>
-        <w:pBdr>
-          <w:top w:val="single" w:sz="4" w:space="4" w:color="C8C8C8"/>
-          <w:left w:val="single" w:sz="4" w:space="4" w:color="C8C8C8"/>
-          <w:bottom w:val="single" w:sz="4" w:space="4" w:color="C8C8C8"/>
-          <w:right w:val="single" w:sz="4" w:space="4" w:color="C8C8C8"/>
-        </w:pBdr>
-        <w:shd w:val="clear" w:color="auto" w:fill="F5F5F5"/>
-        <w:spacing w:before="0" w:after="0" w:line="240" w:lineRule="auto"/>
-      </w:pPr>
-      <w:r>
-        <w:rPr>
-          <w:rFonts w:ascii="CMU Typewriter Text" w:hAnsi="CMU Typewriter Text" w:cs="CMU Typewriter Text" w:eastAsia="CMU Typewriter Text"/>
-          <w:sz w:val="17"/>
-          <w:szCs w:val="17"/>
-        </w:rPr>
-        <w:t xml:space="preserve">|-nvme0n1p4   887M ntfs</w:t>
-      </w:r>
-    </w:p>
-    <w:p>
-      <w:pPr>
-        <w:keepNext/>
-        <w:pBdr>
-          <w:top w:val="single" w:sz="4" w:space="4" w:color="C8C8C8"/>
-          <w:left w:val="single" w:sz="4" w:space="4" w:color="C8C8C8"/>
-          <w:bottom w:val="single" w:sz="4" w:space="4" w:color="C8C8C8"/>
-          <w:right w:val="single" w:sz="4" w:space="4" w:color="C8C8C8"/>
-        </w:pBdr>
-        <w:shd w:val="clear" w:color="auto" w:fill="F5F5F5"/>
-        <w:spacing w:before="0" w:after="0" w:line="240" w:lineRule="auto"/>
-      </w:pPr>
-      <w:r>
-        <w:rPr>
-          <w:rFonts w:ascii="CMU Typewriter Text" w:hAnsi="CMU Typewriter Text" w:cs="CMU Typewriter Text" w:eastAsia="CMU Typewriter Text"/>
-          <w:sz w:val="17"/>
-          <w:szCs w:val="17"/>
-        </w:rPr>
-        <w:t xml:space="preserve">`-nvme0n1p5 464.7G ext4   /</w:t>
+        <w:t xml:space="preserve">├─nvme0n1p1   100M vfat   /boot/efi</w:t>
+      </w:r>
+    </w:p>
+    <w:p>
+      <w:pPr>
+        <w:keepNext/>
+        <w:pBdr>
+          <w:top w:val="single" w:sz="4" w:space="4" w:color="C8C8C8"/>
+          <w:left w:val="single" w:sz="4" w:space="4" w:color="C8C8C8"/>
+          <w:bottom w:val="single" w:sz="4" w:space="4" w:color="C8C8C8"/>
+          <w:right w:val="single" w:sz="4" w:space="4" w:color="C8C8C8"/>
+        </w:pBdr>
+        <w:shd w:val="clear" w:color="auto" w:fill="F5F5F5"/>
+        <w:spacing w:before="0" w:after="0" w:line="240" w:lineRule="auto"/>
+      </w:pPr>
+      <w:r>
+        <w:rPr>
+          <w:rFonts w:ascii="CMU Typewriter Text" w:hAnsi="CMU Typewriter Text" w:cs="CMU Typewriter Text" w:eastAsia="CMU Typewriter Text"/>
+          <w:sz w:val="17"/>
+          <w:szCs w:val="17"/>
+        </w:rPr>
+        <w:t xml:space="preserve">├─nvme0n1p2    16M</w:t>
+      </w:r>
+    </w:p>
+    <w:p>
+      <w:pPr>
+        <w:keepNext/>
+        <w:pBdr>
+          <w:top w:val="single" w:sz="4" w:space="4" w:color="C8C8C8"/>
+          <w:left w:val="single" w:sz="4" w:space="4" w:color="C8C8C8"/>
+          <w:bottom w:val="single" w:sz="4" w:space="4" w:color="C8C8C8"/>
+          <w:right w:val="single" w:sz="4" w:space="4" w:color="C8C8C8"/>
+        </w:pBdr>
+        <w:shd w:val="clear" w:color="auto" w:fill="F5F5F5"/>
+        <w:spacing w:before="0" w:after="0" w:line="240" w:lineRule="auto"/>
+      </w:pPr>
+      <w:r>
+        <w:rPr>
+          <w:rFonts w:ascii="CMU Typewriter Text" w:hAnsi="CMU Typewriter Text" w:cs="CMU Typewriter Text" w:eastAsia="CMU Typewriter Text"/>
+          <w:sz w:val="17"/>
+          <w:szCs w:val="17"/>
+        </w:rPr>
+        <w:t xml:space="preserve">├─nvme0n1p3 487.4G ntfs</w:t>
+      </w:r>
+    </w:p>
+    <w:p>
+      <w:pPr>
+        <w:keepNext/>
+        <w:pBdr>
+          <w:top w:val="single" w:sz="4" w:space="4" w:color="C8C8C8"/>
+          <w:left w:val="single" w:sz="4" w:space="4" w:color="C8C8C8"/>
+          <w:bottom w:val="single" w:sz="4" w:space="4" w:color="C8C8C8"/>
+          <w:right w:val="single" w:sz="4" w:space="4" w:color="C8C8C8"/>
+        </w:pBdr>
+        <w:shd w:val="clear" w:color="auto" w:fill="F5F5F5"/>
+        <w:spacing w:before="0" w:after="0" w:line="240" w:lineRule="auto"/>
+      </w:pPr>
+      <w:r>
+        <w:rPr>
+          <w:rFonts w:ascii="CMU Typewriter Text" w:hAnsi="CMU Typewriter Text" w:cs="CMU Typewriter Text" w:eastAsia="CMU Typewriter Text"/>
+          <w:sz w:val="17"/>
+          <w:szCs w:val="17"/>
+        </w:rPr>
+        <w:t xml:space="preserve">├─nvme0n1p4   887M ntfs</w:t>
+      </w:r>
+    </w:p>
+    <w:p>
+      <w:pPr>
+        <w:keepNext/>
+        <w:pBdr>
+          <w:top w:val="single" w:sz="4" w:space="4" w:color="C8C8C8"/>
+          <w:left w:val="single" w:sz="4" w:space="4" w:color="C8C8C8"/>
+          <w:bottom w:val="single" w:sz="4" w:space="4" w:color="C8C8C8"/>
+          <w:right w:val="single" w:sz="4" w:space="4" w:color="C8C8C8"/>
+        </w:pBdr>
+        <w:shd w:val="clear" w:color="auto" w:fill="F5F5F5"/>
+        <w:spacing w:before="0" w:after="0" w:line="240" w:lineRule="auto"/>
+      </w:pPr>
+      <w:r>
+        <w:rPr>
+          <w:rFonts w:ascii="CMU Typewriter Text" w:hAnsi="CMU Typewriter Text" w:cs="CMU Typewriter Text" w:eastAsia="CMU Typewriter Text"/>
+          <w:sz w:val="17"/>
+          <w:szCs w:val="17"/>
+        </w:rPr>
+        <w:t xml:space="preserve">└─nvme0n1p5 464.7G ext4   /</w:t>
       </w:r>
     </w:p>
     <w:p>
@@ -6177,28 +6207,28 @@
           <w:sz w:val="21"/>
           <w:szCs w:val="21"/>
         </w:rPr>
-        <w:t xml:space="preserve">Figure 4.1 – The disk, its partitions and their file systems</w:t>
-      </w:r>
-    </w:p>
-    <w:p>
-      <w:pPr>
-        <w:keepNext/>
-        <w:pBdr>
-          <w:top w:val="single" w:sz="4" w:space="4" w:color="C8C8C8"/>
-          <w:left w:val="single" w:sz="4" w:space="4" w:color="C8C8C8"/>
-          <w:bottom w:val="single" w:sz="4" w:space="4" w:color="C8C8C8"/>
-          <w:right w:val="single" w:sz="4" w:space="4" w:color="C8C8C8"/>
-        </w:pBdr>
-        <w:shd w:val="clear" w:color="auto" w:fill="F5F5F5"/>
-        <w:spacing w:before="0" w:after="0" w:line="240" w:lineRule="auto"/>
-      </w:pPr>
-      <w:r>
-        <w:rPr>
-          <w:rFonts w:ascii="CMU Typewriter Text" w:hAnsi="CMU Typewriter Text" w:cs="CMU Typewriter Text" w:eastAsia="CMU Typewriter Text"/>
-          <w:sz w:val="17"/>
-          <w:szCs w:val="17"/>
-        </w:rPr>
-        <w:t xml:space="preserve">~/os-lab5$ df -h /</w:t>
+        <w:t xml:space="preserve">Figure 4.1 – The disk, its partitions and their file systems (run again on 26 October 2026)</w:t>
+      </w:r>
+    </w:p>
+    <w:p>
+      <w:pPr>
+        <w:keepNext/>
+        <w:pBdr>
+          <w:top w:val="single" w:sz="4" w:space="4" w:color="C8C8C8"/>
+          <w:left w:val="single" w:sz="4" w:space="4" w:color="C8C8C8"/>
+          <w:bottom w:val="single" w:sz="4" w:space="4" w:color="C8C8C8"/>
+          <w:right w:val="single" w:sz="4" w:space="4" w:color="C8C8C8"/>
+        </w:pBdr>
+        <w:shd w:val="clear" w:color="auto" w:fill="F5F5F5"/>
+        <w:spacing w:before="0" w:after="0" w:line="240" w:lineRule="auto"/>
+      </w:pPr>
+      <w:r>
+        <w:rPr>
+          <w:rFonts w:ascii="CMU Typewriter Text" w:hAnsi="CMU Typewriter Text" w:cs="CMU Typewriter Text" w:eastAsia="CMU Typewriter Text"/>
+          <w:sz w:val="17"/>
+          <w:szCs w:val="17"/>
+        </w:rPr>
+        <w:t xml:space="preserve">~/OS-2026-OberstEduard/lab5$ df -h /</w:t>
       </w:r>
     </w:p>
     <w:p>
@@ -6240,28 +6270,28 @@
           <w:sz w:val="17"/>
           <w:szCs w:val="17"/>
         </w:rPr>
-        <w:t xml:space="preserve">/dev/nvme0n1p5  457G   35G  399G   8% /</w:t>
-      </w:r>
-    </w:p>
-    <w:p>
-      <w:pPr>
-        <w:keepNext/>
-        <w:pBdr>
-          <w:top w:val="single" w:sz="4" w:space="4" w:color="C8C8C8"/>
-          <w:left w:val="single" w:sz="4" w:space="4" w:color="C8C8C8"/>
-          <w:bottom w:val="single" w:sz="4" w:space="4" w:color="C8C8C8"/>
-          <w:right w:val="single" w:sz="4" w:space="4" w:color="C8C8C8"/>
-        </w:pBdr>
-        <w:shd w:val="clear" w:color="auto" w:fill="F5F5F5"/>
-        <w:spacing w:before="0" w:after="0" w:line="240" w:lineRule="auto"/>
-      </w:pPr>
-      <w:r>
-        <w:rPr>
-          <w:rFonts w:ascii="CMU Typewriter Text" w:hAnsi="CMU Typewriter Text" w:cs="CMU Typewriter Text" w:eastAsia="CMU Typewriter Text"/>
-          <w:sz w:val="17"/>
-          <w:szCs w:val="17"/>
-        </w:rPr>
-        <w:t xml:space="preserve">~/os-lab5$ mount | grep " / "</w:t>
+        <w:t xml:space="preserve">/dev/nvme0n1p5  457G   43G  391G  10% /</w:t>
+      </w:r>
+    </w:p>
+    <w:p>
+      <w:pPr>
+        <w:keepNext/>
+        <w:pBdr>
+          <w:top w:val="single" w:sz="4" w:space="4" w:color="C8C8C8"/>
+          <w:left w:val="single" w:sz="4" w:space="4" w:color="C8C8C8"/>
+          <w:bottom w:val="single" w:sz="4" w:space="4" w:color="C8C8C8"/>
+          <w:right w:val="single" w:sz="4" w:space="4" w:color="C8C8C8"/>
+        </w:pBdr>
+        <w:shd w:val="clear" w:color="auto" w:fill="F5F5F5"/>
+        <w:spacing w:before="0" w:after="0" w:line="240" w:lineRule="auto"/>
+      </w:pPr>
+      <w:r>
+        <w:rPr>
+          <w:rFonts w:ascii="CMU Typewriter Text" w:hAnsi="CMU Typewriter Text" w:cs="CMU Typewriter Text" w:eastAsia="CMU Typewriter Text"/>
+          <w:sz w:val="17"/>
+          <w:szCs w:val="17"/>
+        </w:rPr>
+        <w:t xml:space="preserve">~/OS-2026-OberstEduard/lab5$ mount | grep " / "</w:t>
       </w:r>
     </w:p>
     <w:p>
@@ -6296,7 +6326,7 @@
           <w:sz w:val="21"/>
           <w:szCs w:val="21"/>
         </w:rPr>
-        <w:t xml:space="preserve">Figure 4.2 – How full the root file system is, and how it is mounted</w:t>
+        <w:t xml:space="preserve">Figure 4.2 – How full the root file system is, and how it is mounted (run again on 26 October 2026)</w:t>
       </w:r>
     </w:p>
     <w:p>
@@ -7519,7 +7549,7 @@
         <w:rPr>
           <w:rFonts w:ascii="CMU Serif" w:hAnsi="CMU Serif" w:cs="CMU Serif" w:eastAsia="CMU Serif"/>
         </w:rPr>
-        <w:t xml:space="preserve"> offers 457 G, of which 35 G are used and 399 G are free: 8 % full. The 457 G of </w:t>
+        <w:t xml:space="preserve"> offers 457 G, of which 43 G are used and 391 G are free: 10 % full. The 457 G of </w:t>
       </w:r>
       <w:r>
         <w:rPr>
@@ -7561,7 +7591,7 @@
         <w:rPr>
           <w:rFonts w:ascii="CMU Serif" w:hAnsi="CMU Serif" w:cs="CMU Serif" w:eastAsia="CMU Serif"/>
         </w:rPr>
-        <w:t xml:space="preserve"> counts the space usable for files after the metadata (inode tables, journal, superblock copies) and the reserve for root have been taken out, and because </w:t>
+        <w:t xml:space="preserve"> counts the space usable for files after the metadata (inode tables, journal, superblock copies) and the reserve for root have been taken out. Both </w:t>
       </w:r>
       <w:r>
         <w:rPr>
@@ -7575,7 +7605,7 @@
         <w:rPr>
           <w:rFonts w:ascii="CMU Serif" w:hAnsi="CMU Serif" w:cs="CMU Serif" w:eastAsia="CMU Serif"/>
         </w:rPr>
-        <w:t xml:space="preserve"> counts in powers of ten while </w:t>
+        <w:t xml:space="preserve"> and </w:t>
       </w:r>
       <w:r>
         <w:rPr>
@@ -7589,7 +7619,7 @@
         <w:rPr>
           <w:rFonts w:ascii="CMU Serif" w:hAnsi="CMU Serif" w:cs="CMU Serif" w:eastAsia="CMU Serif"/>
         </w:rPr>
-        <w:t xml:space="preserve"> counts in powers of two. Used and available do not add up to the size for the same reason.</w:t>
+        <w:t xml:space="preserve"> count in powers of two (GiB), so the difference is not a matter of units. Used and available do not add up to the size for the same reason.</w:t>
       </w:r>
     </w:p>
     <w:p>
@@ -8220,7 +8250,7 @@
           <w:sz w:val="17"/>
           <w:szCs w:val="17"/>
         </w:rPr>
-        <w:t xml:space="preserve">~/os-lab5$ find / -xdev -perm -4000 -type f 2&gt;/dev/null</w:t>
+        <w:t xml:space="preserve">~/OS-2026-OberstEduard/lab5$ find / -xdev -perm -4000 -type f 2&gt;/dev/null</w:t>
       </w:r>
     </w:p>
     <w:p>
@@ -8633,7 +8663,7 @@
           <w:sz w:val="21"/>
           <w:szCs w:val="21"/>
         </w:rPr>
-        <w:t xml:space="preserve">Figure 5.2 – Every setuid program on the root file system</w:t>
+        <w:t xml:space="preserve">Figure 5.2 – Every setuid program on the root file system (run again on 26 October 2026)</w:t>
       </w:r>
     </w:p>
     <w:p>
@@ -9429,7 +9459,7 @@
         <w:rPr>
           <w:rFonts w:ascii="CMU Serif" w:hAnsi="CMU Serif" w:cs="CMU Serif" w:eastAsia="CMU Serif"/>
         </w:rPr>
-        <w:t xml:space="preserve"> and is 8 % full, and above it the kernel exposes itself as files as well: the number of cores, the amount of memory, the status and the open descriptors of a running process are all plain text under </w:t>
+        <w:t xml:space="preserve"> and is 10 % full, and above it the kernel exposes itself as files as well: the number of cores, the amount of memory, the status and the open descriptors of a running process are all plain text under </w:t>
       </w:r>
       <w:r>
         <w:rPr>
